--- a/rus/docx/02.content.docx
+++ b/rus/docx/02.content.docx
@@ -19,7 +19,7 @@
         <w:rPr>
           <w:lang w:val="ru_RU" w:bidi="ru_RU"/>
         </w:rPr>
-        <w:t>Resource: Заметки к учебнику - Вступления к книгам (Тиндейл)</w:t>
+        <w:t>Resource: Tyndale Open Study Notes</w:t>
       </w:r>
       <w:r>
         <w:rPr>
@@ -112,7 +112,7 @@
         <w:rPr>
           <w:lang w:val="ru_RU" w:bidi="ru_RU"/>
         </w:rPr>
-        <w:t>Заметки к учебнику - Вступления к книгам (Тиндейл)</w:t>
+        <w:t>Tyndale Open Study Notes</w:t>
       </w:r>
     </w:p>
     <w:p>

--- a/rus/docx/02.content.docx
+++ b/rus/docx/02.content.docx
@@ -19,7 +19,7 @@
         <w:rPr>
           <w:lang w:val="ru_RU" w:bidi="ru_RU"/>
         </w:rPr>
-        <w:t>Resource: Tyndale Open Study Notes</w:t>
+        <w:t>Resource: Aquifer Open Study Notes (Book Intros)</w:t>
       </w:r>
       <w:r>
         <w:rPr>
@@ -112,7 +112,7 @@
         <w:rPr>
           <w:lang w:val="ru_RU" w:bidi="ru_RU"/>
         </w:rPr>
-        <w:t>Tyndale Open Study Notes</w:t>
+        <w:t>Aquifer Open Study Notes (Book Intros)</w:t>
       </w:r>
     </w:p>
     <w:p>

--- a/rus/docx/02.content.docx
+++ b/rus/docx/02.content.docx
@@ -323,90 +323,60 @@
         </w:rPr>
         <w:t xml:space="preserve">. </w:t>
       </w:r>
-      <w:hyperlink r:id="rId13">
-        <w:r>
-          <w:rPr>
-            <w:lang w:val="ru_RU" w:bidi="ru_RU"/>
-          </w:rPr>
-          <w:rPr>
-            <w:color w:val="0000EE"/>
-            <w:u w:val="single"/>
-          </w:rPr>
-          <w:t>В Книге Исход, в главах с первой по пятнадцатую</w:t>
-        </w:r>
-      </w:hyperlink>
+      <w:r>
+        <w:rPr>
+          <w:lang w:val="ru_RU" w:bidi="ru_RU"/>
+        </w:rPr>
+        <w:t>В Книге Исход, в главах с первой по пятнадцатую</w:t>
+      </w:r>
       <w:r>
         <w:rPr>
           <w:lang w:val="ru_RU" w:bidi="ru_RU"/>
         </w:rPr>
         <w:t xml:space="preserve">, рассказывается о том, как евреи «выходили» из Египта. Остальная часть Книги Исход (главы </w:t>
       </w:r>
-      <w:hyperlink r:id="rId14">
-        <w:r>
-          <w:rPr>
-            <w:lang w:val="ru_RU" w:bidi="ru_RU"/>
-          </w:rPr>
-          <w:rPr>
-            <w:color w:val="0000EE"/>
-            <w:u w:val="single"/>
-          </w:rPr>
-          <w:t>16–40</w:t>
-        </w:r>
-      </w:hyperlink>
+      <w:r>
+        <w:rPr>
+          <w:lang w:val="ru_RU" w:bidi="ru_RU"/>
+        </w:rPr>
+        <w:t>16–40</w:t>
+      </w:r>
       <w:r>
         <w:rPr>
           <w:lang w:val="ru_RU" w:bidi="ru_RU"/>
         </w:rPr>
         <w:t xml:space="preserve">) показывает, что евреям нужно было больше, чем просто освободиться от египетского рабства. Им нужно было найти путь освобождения от греха и путь к общению с Богом. Книга Исход рассказывает, в чём больше всего нуждался Израиль: в освобождении от рабства (главы </w:t>
       </w:r>
-      <w:hyperlink r:id="rId13">
-        <w:r>
-          <w:rPr>
-            <w:lang w:val="ru_RU" w:bidi="ru_RU"/>
-          </w:rPr>
-          <w:rPr>
-            <w:color w:val="0000EE"/>
-            <w:u w:val="single"/>
-          </w:rPr>
-          <w:t>1–15</w:t>
-        </w:r>
-      </w:hyperlink>
+      <w:r>
+        <w:rPr>
+          <w:lang w:val="ru_RU" w:bidi="ru_RU"/>
+        </w:rPr>
+        <w:t>1–15</w:t>
+      </w:r>
       <w:r>
         <w:rPr>
           <w:lang w:val="ru_RU" w:bidi="ru_RU"/>
         </w:rPr>
         <w:t xml:space="preserve">), в познании, кто такой Бог и каков Он (через заключение завета на Синае, главы </w:t>
       </w:r>
-      <w:hyperlink r:id="rId15">
-        <w:r>
-          <w:rPr>
-            <w:lang w:val="ru_RU" w:bidi="ru_RU"/>
-          </w:rPr>
-          <w:rPr>
-            <w:color w:val="0000EE"/>
-            <w:u w:val="single"/>
-          </w:rPr>
-          <w:t>16–24</w:t>
-        </w:r>
-      </w:hyperlink>
+      <w:r>
+        <w:rPr>
+          <w:lang w:val="ru_RU" w:bidi="ru_RU"/>
+        </w:rPr>
+        <w:t>16–24</w:t>
+      </w:r>
       <w:r>
         <w:rPr>
           <w:lang w:val="ru_RU" w:bidi="ru_RU"/>
         </w:rPr>
         <w:t xml:space="preserve">), в установлении отношений с Богом (через поклонение в скинии, главы </w:t>
       </w:r>
-      <w:hyperlink r:id="rId16">
-        <w:r>
-          <w:rPr>
-            <w:lang w:val="ru_RU" w:bidi="ru_RU"/>
-          </w:rPr>
-          <w:rPr>
-            <w:color w:val="0000EE"/>
-            <w:u w:val="single"/>
-          </w:rPr>
-          <w:t>25–40</w:t>
-        </w:r>
-      </w:hyperlink>
+      <w:r>
+        <w:rPr>
+          <w:lang w:val="ru_RU" w:bidi="ru_RU"/>
+        </w:rPr>
+        <w:t>25–40</w:t>
+      </w:r>
       <w:r>
         <w:rPr>
           <w:lang w:val="ru_RU" w:bidi="ru_RU"/>
@@ -438,18 +408,12 @@
         </w:rPr>
         <w:t>Традиционно считается, что автором Пятикнижия (</w:t>
       </w:r>
-      <w:hyperlink r:id="rId17">
-        <w:r>
-          <w:rPr>
-            <w:lang w:val="ru_RU" w:bidi="ru_RU"/>
-          </w:rPr>
-          <w:rPr>
-            <w:color w:val="0000EE"/>
-            <w:u w:val="single"/>
-          </w:rPr>
-          <w:t>Бытие — Второзаконие</w:t>
-        </w:r>
-      </w:hyperlink>
+      <w:r>
+        <w:rPr>
+          <w:lang w:val="ru_RU" w:bidi="ru_RU"/>
+        </w:rPr>
+        <w:t>Бытие — Второзаконие</w:t>
+      </w:r>
       <w:r>
         <w:rPr>
           <w:lang w:val="ru_RU" w:bidi="ru_RU"/>
@@ -507,18 +471,12 @@
         </w:rPr>
         <w:t xml:space="preserve">Во-первых, согласно </w:t>
       </w:r>
-      <w:hyperlink r:id="rId18">
-        <w:r>
-          <w:rPr>
-            <w:lang w:val="ru_RU" w:bidi="ru_RU"/>
-          </w:rPr>
-          <w:rPr>
-            <w:color w:val="0000EE"/>
-            <w:u w:val="single"/>
-          </w:rPr>
-          <w:t>Третьей книге Царств 14:25–26</w:t>
-        </w:r>
-      </w:hyperlink>
+      <w:r>
+        <w:rPr>
+          <w:lang w:val="ru_RU" w:bidi="ru_RU"/>
+        </w:rPr>
+        <w:t>Третьей книге Царств 14:25–26</w:t>
+      </w:r>
       <w:r>
         <w:rPr>
           <w:lang w:val="ru_RU" w:bidi="ru_RU"/>
@@ -539,72 +497,48 @@
         </w:rPr>
         <w:t>Второй указатель на датировку исхода — это «новый царь», который «не знал об Иосифе» (</w:t>
       </w:r>
-      <w:hyperlink r:id="rId19">
-        <w:r>
-          <w:rPr>
-            <w:lang w:val="ru_RU" w:bidi="ru_RU"/>
-          </w:rPr>
-          <w:rPr>
-            <w:color w:val="0000EE"/>
-            <w:u w:val="single"/>
-          </w:rPr>
-          <w:t>Исх. 1:8</w:t>
-        </w:r>
-      </w:hyperlink>
+      <w:r>
+        <w:rPr>
+          <w:lang w:val="ru_RU" w:bidi="ru_RU"/>
+        </w:rPr>
+        <w:t>Исх. 1:8</w:t>
+      </w:r>
       <w:r>
         <w:rPr>
           <w:lang w:val="ru_RU" w:bidi="ru_RU"/>
         </w:rPr>
         <w:t xml:space="preserve">). Скорее всего, этот комментарий указывает на смену династии. В XVIII в. до н. э. в Египет начали перемещаться народы из Азии. В 1648 г. до н. э. гиксосы — один из таких народов, — вторглись в Нижний Египет и начали контролировать этот регион. Вероятнее всего, Иосиф и Иаков пришли в Египет (Быт. </w:t>
       </w:r>
-      <w:hyperlink r:id="rId20">
-        <w:r>
-          <w:rPr>
-            <w:lang w:val="ru_RU" w:bidi="ru_RU"/>
-          </w:rPr>
-          <w:rPr>
-            <w:color w:val="0000EE"/>
-            <w:u w:val="single"/>
-          </w:rPr>
-          <w:t>39</w:t>
-        </w:r>
-      </w:hyperlink>
+      <w:r>
+        <w:rPr>
+          <w:lang w:val="ru_RU" w:bidi="ru_RU"/>
+        </w:rPr>
+        <w:t>39</w:t>
+      </w:r>
       <w:r>
         <w:rPr>
           <w:lang w:val="ru_RU" w:bidi="ru_RU"/>
         </w:rPr>
         <w:t xml:space="preserve">; </w:t>
       </w:r>
-      <w:hyperlink r:id="rId21">
-        <w:r>
-          <w:rPr>
-            <w:lang w:val="ru_RU" w:bidi="ru_RU"/>
-          </w:rPr>
-          <w:rPr>
-            <w:color w:val="0000EE"/>
-            <w:u w:val="single"/>
-          </w:rPr>
-          <w:t>46</w:t>
-        </w:r>
-      </w:hyperlink>
+      <w:r>
+        <w:rPr>
+          <w:lang w:val="ru_RU" w:bidi="ru_RU"/>
+        </w:rPr>
+        <w:t>46</w:t>
+      </w:r>
       <w:r>
         <w:rPr>
           <w:lang w:val="ru_RU" w:bidi="ru_RU"/>
         </w:rPr>
         <w:t xml:space="preserve">) незадолго до вторжения гиксосов или уже во время их господства над этой территорией. Гиксосы владычествовали над Нижним Египтом до 1540 года до н. э., когда фараон Яхмос (1550–1525 годы до н. э.) изгнал их. В </w:t>
       </w:r>
-      <w:hyperlink r:id="rId19">
-        <w:r>
-          <w:rPr>
-            <w:lang w:val="ru_RU" w:bidi="ru_RU"/>
-          </w:rPr>
-          <w:rPr>
-            <w:color w:val="0000EE"/>
-            <w:u w:val="single"/>
-          </w:rPr>
-          <w:t>Книге Исход 1:8</w:t>
-        </w:r>
-      </w:hyperlink>
+      <w:r>
+        <w:rPr>
+          <w:lang w:val="ru_RU" w:bidi="ru_RU"/>
+        </w:rPr>
+        <w:t>Книге Исход 1:8</w:t>
+      </w:r>
       <w:r>
         <w:rPr>
           <w:lang w:val="ru_RU" w:bidi="ru_RU"/>
@@ -653,54 +587,36 @@
         </w:rPr>
         <w:t xml:space="preserve">Ранняя датировка Книги Исход (около 1446 г. до н. э.) Традиционно Книга Исход датируется примерно 1446 г. до н. э. Согласно </w:t>
       </w:r>
-      <w:hyperlink r:id="rId22">
-        <w:r>
-          <w:rPr>
-            <w:lang w:val="ru_RU" w:bidi="ru_RU"/>
-          </w:rPr>
-          <w:rPr>
-            <w:color w:val="0000EE"/>
-            <w:u w:val="single"/>
-          </w:rPr>
-          <w:t>Третьей книге Царств 6:1</w:t>
-        </w:r>
-      </w:hyperlink>
+      <w:r>
+        <w:rPr>
+          <w:lang w:val="ru_RU" w:bidi="ru_RU"/>
+        </w:rPr>
+        <w:t>Третьей книге Царств 6:1</w:t>
+      </w:r>
       <w:r>
         <w:rPr>
           <w:lang w:val="ru_RU" w:bidi="ru_RU"/>
         </w:rPr>
         <w:t xml:space="preserve">, Соломон начал строить Храм на четвёртый год своего правления (967 год до н.э.), через 480 лет после выхода евреев из Египта. Если число 480 означает число календарных лет, то дата исхода приходится на 1446 г. до н. э., и вхождение Израиля в Ханаан приходится примерно на 1406 г. до н. э. Археологи обнаружили письма из Амарны — тайник с письмами, в которых ханаанские цари просят фараона Эхнатона (ок. 1352–1336 гг. до н. э.) помочь им в борьбе с некой толпой оборванцев, которые на них нападали. Возможно, речь в этих письмах идёт об израильтянах, и тогда эта переписка подтверждает раннюю датировку исхода и завоевания Ханаана евреями. Кроме того, примерно в 1100 году до н. э. Иеффай говорит, что Израиль живёт в Обетованной Земле уже в течение 300 лет (см. </w:t>
       </w:r>
-      <w:hyperlink r:id="rId23">
-        <w:r>
-          <w:rPr>
-            <w:lang w:val="ru_RU" w:bidi="ru_RU"/>
-          </w:rPr>
-          <w:rPr>
-            <w:color w:val="0000EE"/>
-            <w:u w:val="single"/>
-          </w:rPr>
-          <w:t>Суд 11:26</w:t>
-        </w:r>
-      </w:hyperlink>
+      <w:r>
+        <w:rPr>
+          <w:lang w:val="ru_RU" w:bidi="ru_RU"/>
+        </w:rPr>
+        <w:t>Суд 11:26</w:t>
+      </w:r>
       <w:r>
         <w:rPr>
           <w:lang w:val="ru_RU" w:bidi="ru_RU"/>
         </w:rPr>
         <w:t xml:space="preserve">; ср. </w:t>
       </w:r>
-      <w:hyperlink r:id="rId24">
-        <w:r>
-          <w:rPr>
-            <w:lang w:val="ru_RU" w:bidi="ru_RU"/>
-          </w:rPr>
-          <w:rPr>
-            <w:color w:val="0000EE"/>
-            <w:u w:val="single"/>
-          </w:rPr>
-          <w:t>Чис. 21:21–35</w:t>
-        </w:r>
-      </w:hyperlink>
+      <w:r>
+        <w:rPr>
+          <w:lang w:val="ru_RU" w:bidi="ru_RU"/>
+        </w:rPr>
+        <w:t>Чис. 21:21–35</w:t>
+      </w:r>
       <w:r>
         <w:rPr>
           <w:lang w:val="ru_RU" w:bidi="ru_RU"/>
@@ -721,36 +637,24 @@
         </w:rPr>
         <w:t>Поздняя датировка Книги Исход (около 1270 года до н. э.) Согласно поздней датировке, исход евреев из Египта произошёл примерно за 300 лет до освящения Соломоном Храма в 967 г. до н. э., события исхода происходили в начале правления фараона Рамсеса (Рамзеса) (1279–1213 гг. до н. э.). Город Раамсес, в строительстве которого принимали участие израильтяне (</w:t>
       </w:r>
-      <w:hyperlink r:id="rId25">
-        <w:r>
-          <w:rPr>
-            <w:lang w:val="ru_RU" w:bidi="ru_RU"/>
-          </w:rPr>
-          <w:rPr>
-            <w:color w:val="0000EE"/>
-            <w:u w:val="single"/>
-          </w:rPr>
-          <w:t>Исх. 1:11</w:t>
-        </w:r>
-      </w:hyperlink>
+      <w:r>
+        <w:rPr>
+          <w:lang w:val="ru_RU" w:bidi="ru_RU"/>
+        </w:rPr>
+        <w:t>Исх. 1:11</w:t>
+      </w:r>
       <w:r>
         <w:rPr>
           <w:lang w:val="ru_RU" w:bidi="ru_RU"/>
         </w:rPr>
         <w:t xml:space="preserve">), был назван в честь этого фараона, и на этом месте обнаружены свидетельства значительной строительной деятельности, датируемой началом XIII в. до н. э. Кроме того, археологи, работавшие в Палестине между Первой и Второй мировыми войнами, сообщали, что они не смогли найти никаких свидетельств завоевания Ханаана, произошедшего в начале XIV в. до н. э., как на это указывает раннее датирование Книги Исход. Однако они утверждали, что нашли доказательства завоевания Ханаана и выросшего количества поселений в конце XIII в. до н. э. Если эти выводы являются точными и отражают деятельность Израиля в Обетованной Земле, тогда они подтверждают, что исход произошёл около 1270 г. до н. э. Сторонники поздней датировки выхода евреев из Египта утверждают, что число 480 в </w:t>
       </w:r>
-      <w:hyperlink r:id="rId22">
-        <w:r>
-          <w:rPr>
-            <w:lang w:val="ru_RU" w:bidi="ru_RU"/>
-          </w:rPr>
-          <w:rPr>
-            <w:color w:val="0000EE"/>
-            <w:u w:val="single"/>
-          </w:rPr>
-          <w:t>3 Цар. 6:1</w:t>
-        </w:r>
-      </w:hyperlink>
+      <w:r>
+        <w:rPr>
+          <w:lang w:val="ru_RU" w:bidi="ru_RU"/>
+        </w:rPr>
+        <w:t>3 Цар. 6:1</w:t>
+      </w:r>
       <w:r>
         <w:rPr>
           <w:lang w:val="ru_RU" w:bidi="ru_RU"/>
@@ -796,72 +700,48 @@
         </w:rPr>
         <w:t xml:space="preserve">И поэтому именно дата Исхода является самой важной для датировки эпохи патриархов. При подсчёте также учитывается продолжительность жизни каждого из патриархов. Хронологические указания в </w:t>
       </w:r>
-      <w:hyperlink r:id="rId26">
-        <w:r>
-          <w:rPr>
-            <w:lang w:val="ru_RU" w:bidi="ru_RU"/>
-          </w:rPr>
-          <w:rPr>
-            <w:color w:val="0000EE"/>
-            <w:u w:val="single"/>
-          </w:rPr>
-          <w:t>Быт. 12:4</w:t>
-        </w:r>
-      </w:hyperlink>
+      <w:r>
+        <w:rPr>
+          <w:lang w:val="ru_RU" w:bidi="ru_RU"/>
+        </w:rPr>
+        <w:t>Быт. 12:4</w:t>
+      </w:r>
       <w:r>
         <w:rPr>
           <w:lang w:val="ru_RU" w:bidi="ru_RU"/>
         </w:rPr>
         <w:t xml:space="preserve">; </w:t>
       </w:r>
-      <w:hyperlink r:id="rId27">
-        <w:r>
-          <w:rPr>
-            <w:lang w:val="ru_RU" w:bidi="ru_RU"/>
-          </w:rPr>
-          <w:rPr>
-            <w:color w:val="0000EE"/>
-            <w:u w:val="single"/>
-          </w:rPr>
-          <w:t>21:5</w:t>
-        </w:r>
-      </w:hyperlink>
+      <w:r>
+        <w:rPr>
+          <w:lang w:val="ru_RU" w:bidi="ru_RU"/>
+        </w:rPr>
+        <w:t>21:5</w:t>
+      </w:r>
       <w:r>
         <w:rPr>
           <w:lang w:val="ru_RU" w:bidi="ru_RU"/>
         </w:rPr>
         <w:t xml:space="preserve">; </w:t>
       </w:r>
-      <w:hyperlink r:id="rId28">
-        <w:r>
-          <w:rPr>
-            <w:lang w:val="ru_RU" w:bidi="ru_RU"/>
-          </w:rPr>
-          <w:rPr>
-            <w:color w:val="0000EE"/>
-            <w:u w:val="single"/>
-          </w:rPr>
-          <w:t>25:26</w:t>
-        </w:r>
-      </w:hyperlink>
+      <w:r>
+        <w:rPr>
+          <w:lang w:val="ru_RU" w:bidi="ru_RU"/>
+        </w:rPr>
+        <w:t>25:26</w:t>
+      </w:r>
       <w:r>
         <w:rPr>
           <w:lang w:val="ru_RU" w:bidi="ru_RU"/>
         </w:rPr>
         <w:t xml:space="preserve">; </w:t>
       </w:r>
-      <w:hyperlink r:id="rId29">
-        <w:r>
-          <w:rPr>
-            <w:lang w:val="ru_RU" w:bidi="ru_RU"/>
-          </w:rPr>
-          <w:rPr>
-            <w:color w:val="0000EE"/>
-            <w:u w:val="single"/>
-          </w:rPr>
-          <w:t>47:9</w:t>
-        </w:r>
-      </w:hyperlink>
+      <w:r>
+        <w:rPr>
+          <w:lang w:val="ru_RU" w:bidi="ru_RU"/>
+        </w:rPr>
+        <w:t>47:9</w:t>
+      </w:r>
       <w:r>
         <w:rPr>
           <w:lang w:val="ru_RU" w:bidi="ru_RU"/>
@@ -882,162 +762,108 @@
         </w:rPr>
         <w:t xml:space="preserve">Продолжительность пребывания Израиля в Египте является дополнительным фактором, но здесь у нас встречаются разночтения в текстах. В Масоретском тексте (МТ) в </w:t>
       </w:r>
-      <w:hyperlink r:id="rId30">
-        <w:r>
-          <w:rPr>
-            <w:lang w:val="ru_RU" w:bidi="ru_RU"/>
-          </w:rPr>
-          <w:rPr>
-            <w:color w:val="0000EE"/>
-            <w:u w:val="single"/>
-          </w:rPr>
-          <w:t>Исх. 12:40</w:t>
-        </w:r>
-      </w:hyperlink>
+      <w:r>
+        <w:rPr>
+          <w:lang w:val="ru_RU" w:bidi="ru_RU"/>
+        </w:rPr>
+        <w:t>Исх. 12:40</w:t>
+      </w:r>
       <w:r>
         <w:rPr>
           <w:lang w:val="ru_RU" w:bidi="ru_RU"/>
         </w:rPr>
         <w:t xml:space="preserve"> сказано, что израильтяне провели в Египте 430 лет, ведя отсчёт от года прихода Иакова в Египет и до года выхода евреев из Египта. Однако в самом раннем переводе Ветхого Завета на греческий язык (Септуагинта или LXX) , а также в Самарянском Пятикнижии (ещё одна важная рукопись) сказано, что период в 430 лет, на который ссылается </w:t>
       </w:r>
-      <w:hyperlink r:id="rId30">
-        <w:r>
-          <w:rPr>
-            <w:lang w:val="ru_RU" w:bidi="ru_RU"/>
-          </w:rPr>
-          <w:rPr>
-            <w:color w:val="0000EE"/>
-            <w:u w:val="single"/>
-          </w:rPr>
-          <w:t>Исх. 12:40</w:t>
-        </w:r>
-      </w:hyperlink>
+      <w:r>
+        <w:rPr>
+          <w:lang w:val="ru_RU" w:bidi="ru_RU"/>
+        </w:rPr>
+        <w:t>Исх. 12:40</w:t>
+      </w:r>
       <w:r>
         <w:rPr>
           <w:lang w:val="ru_RU" w:bidi="ru_RU"/>
         </w:rPr>
         <w:t xml:space="preserve">, включает время жизни евреев как в Ханаане, так и в Египте (такого же понимания придерживается и апостол Павел, см. </w:t>
       </w:r>
-      <w:hyperlink r:id="rId31">
-        <w:r>
-          <w:rPr>
-            <w:lang w:val="ru_RU" w:bidi="ru_RU"/>
-          </w:rPr>
-          <w:rPr>
-            <w:color w:val="0000EE"/>
-            <w:u w:val="single"/>
-          </w:rPr>
-          <w:t>Гал. 3:17</w:t>
-        </w:r>
-      </w:hyperlink>
+      <w:r>
+        <w:rPr>
+          <w:lang w:val="ru_RU" w:bidi="ru_RU"/>
+        </w:rPr>
+        <w:t>Гал. 3:17</w:t>
+      </w:r>
       <w:r>
         <w:rPr>
           <w:lang w:val="ru_RU" w:bidi="ru_RU"/>
         </w:rPr>
         <w:t>). При такой хронологии время, проведённое в Египте, сокращается до 215 лет. Различные библейские высказывания о том, что Израиль находился в Египте 400 лет, или в течение четырёх поколений (</w:t>
       </w:r>
-      <w:hyperlink r:id="rId32">
-        <w:r>
-          <w:rPr>
-            <w:lang w:val="ru_RU" w:bidi="ru_RU"/>
-          </w:rPr>
-          <w:rPr>
-            <w:color w:val="0000EE"/>
-            <w:u w:val="single"/>
-          </w:rPr>
-          <w:t>Быт. 15:13–16</w:t>
-        </w:r>
-      </w:hyperlink>
+      <w:r>
+        <w:rPr>
+          <w:lang w:val="ru_RU" w:bidi="ru_RU"/>
+        </w:rPr>
+        <w:t>Быт. 15:13–16</w:t>
+      </w:r>
       <w:r>
         <w:rPr>
           <w:lang w:val="ru_RU" w:bidi="ru_RU"/>
         </w:rPr>
         <w:t xml:space="preserve">; см. </w:t>
       </w:r>
-      <w:hyperlink r:id="rId33">
-        <w:r>
-          <w:rPr>
-            <w:lang w:val="ru_RU" w:bidi="ru_RU"/>
-          </w:rPr>
-          <w:rPr>
-            <w:color w:val="0000EE"/>
-            <w:u w:val="single"/>
-          </w:rPr>
-          <w:t>Исх. 6:16–20</w:t>
-        </w:r>
-      </w:hyperlink>
+      <w:r>
+        <w:rPr>
+          <w:lang w:val="ru_RU" w:bidi="ru_RU"/>
+        </w:rPr>
+        <w:t>Исх. 6:16–20</w:t>
+      </w:r>
       <w:r>
         <w:rPr>
           <w:lang w:val="ru_RU" w:bidi="ru_RU"/>
         </w:rPr>
         <w:t xml:space="preserve">; </w:t>
       </w:r>
-      <w:hyperlink r:id="rId34">
-        <w:r>
-          <w:rPr>
-            <w:lang w:val="ru_RU" w:bidi="ru_RU"/>
-          </w:rPr>
-          <w:rPr>
-            <w:color w:val="0000EE"/>
-            <w:u w:val="single"/>
-          </w:rPr>
-          <w:t>Чис. 3:17–19</w:t>
-        </w:r>
-      </w:hyperlink>
+      <w:r>
+        <w:rPr>
+          <w:lang w:val="ru_RU" w:bidi="ru_RU"/>
+        </w:rPr>
+        <w:t>Чис. 3:17–19</w:t>
+      </w:r>
       <w:r>
         <w:rPr>
           <w:lang w:val="ru_RU" w:bidi="ru_RU"/>
         </w:rPr>
         <w:t xml:space="preserve">; </w:t>
       </w:r>
-      <w:hyperlink r:id="rId35">
-        <w:r>
-          <w:rPr>
-            <w:lang w:val="ru_RU" w:bidi="ru_RU"/>
-          </w:rPr>
-          <w:rPr>
-            <w:color w:val="0000EE"/>
-            <w:u w:val="single"/>
-          </w:rPr>
-          <w:t>26:58–59</w:t>
-        </w:r>
-      </w:hyperlink>
+      <w:r>
+        <w:rPr>
+          <w:lang w:val="ru_RU" w:bidi="ru_RU"/>
+        </w:rPr>
+        <w:t>26:58–59</w:t>
+      </w:r>
       <w:r>
         <w:rPr>
           <w:lang w:val="ru_RU" w:bidi="ru_RU"/>
         </w:rPr>
         <w:t xml:space="preserve">; </w:t>
       </w:r>
-      <w:hyperlink r:id="rId36">
-        <w:r>
-          <w:rPr>
-            <w:lang w:val="ru_RU" w:bidi="ru_RU"/>
-          </w:rPr>
-          <w:rPr>
-            <w:color w:val="0000EE"/>
-            <w:u w:val="single"/>
-          </w:rPr>
-          <w:t>1 Пар. 6:1–3</w:t>
-        </w:r>
-      </w:hyperlink>
+      <w:r>
+        <w:rPr>
+          <w:lang w:val="ru_RU" w:bidi="ru_RU"/>
+        </w:rPr>
+        <w:t>1 Пар. 6:1–3</w:t>
+      </w:r>
       <w:r>
         <w:rPr>
           <w:lang w:val="ru_RU" w:bidi="ru_RU"/>
         </w:rPr>
         <w:t xml:space="preserve"> ; </w:t>
       </w:r>
-      <w:hyperlink r:id="rId37">
-        <w:r>
-          <w:rPr>
-            <w:lang w:val="ru_RU" w:bidi="ru_RU"/>
-          </w:rPr>
-          <w:rPr>
-            <w:color w:val="0000EE"/>
-            <w:u w:val="single"/>
-          </w:rPr>
-          <w:t>Деян. 7:6</w:t>
-        </w:r>
-      </w:hyperlink>
+      <w:r>
+        <w:rPr>
+          <w:lang w:val="ru_RU" w:bidi="ru_RU"/>
+        </w:rPr>
+        <w:t>Деян. 7:6</w:t>
+      </w:r>
       <w:r>
         <w:rPr>
           <w:lang w:val="ru_RU" w:bidi="ru_RU"/>
@@ -1083,126 +909,84 @@
         </w:rPr>
         <w:t>Первые главы Книги Бытия описывают серьёзную проблему: Бог создал мир и людей для благословения (</w:t>
       </w:r>
-      <w:hyperlink r:id="rId38">
-        <w:r>
-          <w:rPr>
-            <w:lang w:val="ru_RU" w:bidi="ru_RU"/>
-          </w:rPr>
-          <w:rPr>
-            <w:color w:val="0000EE"/>
-            <w:u w:val="single"/>
-          </w:rPr>
-          <w:t>Быт. 1:27–28</w:t>
-        </w:r>
-      </w:hyperlink>
+      <w:r>
+        <w:rPr>
+          <w:lang w:val="ru_RU" w:bidi="ru_RU"/>
+        </w:rPr>
+        <w:t>Быт. 1:27–28</w:t>
+      </w:r>
       <w:r>
         <w:rPr>
           <w:lang w:val="ru_RU" w:bidi="ru_RU"/>
         </w:rPr>
         <w:t>), но мир попал под проклятие. Люди стали глубоко испорчены (</w:t>
       </w:r>
-      <w:hyperlink r:id="rId39">
-        <w:r>
-          <w:rPr>
-            <w:lang w:val="ru_RU" w:bidi="ru_RU"/>
-          </w:rPr>
-          <w:rPr>
-            <w:color w:val="0000EE"/>
-            <w:u w:val="single"/>
-          </w:rPr>
-          <w:t>Быт. 6:5</w:t>
-        </w:r>
-      </w:hyperlink>
+      <w:r>
+        <w:rPr>
+          <w:lang w:val="ru_RU" w:bidi="ru_RU"/>
+        </w:rPr>
+        <w:t>Быт. 6:5</w:t>
+      </w:r>
       <w:r>
         <w:rPr>
           <w:lang w:val="ru_RU" w:bidi="ru_RU"/>
         </w:rPr>
         <w:t>), отдалены от своего Создателя (</w:t>
       </w:r>
-      <w:hyperlink r:id="rId40">
-        <w:r>
-          <w:rPr>
-            <w:lang w:val="ru_RU" w:bidi="ru_RU"/>
-          </w:rPr>
-          <w:rPr>
-            <w:color w:val="0000EE"/>
-            <w:u w:val="single"/>
-          </w:rPr>
-          <w:t>Быт. 3:23–24</w:t>
-        </w:r>
-      </w:hyperlink>
+      <w:r>
+        <w:rPr>
+          <w:lang w:val="ru_RU" w:bidi="ru_RU"/>
+        </w:rPr>
+        <w:t>Быт. 3:23–24</w:t>
+      </w:r>
       <w:r>
         <w:rPr>
           <w:lang w:val="ru_RU" w:bidi="ru_RU"/>
         </w:rPr>
         <w:t>) и друг от друга (</w:t>
       </w:r>
-      <w:hyperlink r:id="rId41">
-        <w:r>
-          <w:rPr>
-            <w:lang w:val="ru_RU" w:bidi="ru_RU"/>
-          </w:rPr>
-          <w:rPr>
-            <w:color w:val="0000EE"/>
-            <w:u w:val="single"/>
-          </w:rPr>
-          <w:t>Быт. 4:14</w:t>
-        </w:r>
-      </w:hyperlink>
+      <w:r>
+        <w:rPr>
+          <w:lang w:val="ru_RU" w:bidi="ru_RU"/>
+        </w:rPr>
+        <w:t>Быт. 4:14</w:t>
+      </w:r>
       <w:r>
         <w:rPr>
           <w:lang w:val="ru_RU" w:bidi="ru_RU"/>
         </w:rPr>
         <w:t>). Повсюду царили смерть, насилие и смятение (</w:t>
       </w:r>
-      <w:hyperlink r:id="rId42">
-        <w:r>
-          <w:rPr>
-            <w:lang w:val="ru_RU" w:bidi="ru_RU"/>
-          </w:rPr>
-          <w:rPr>
-            <w:color w:val="0000EE"/>
-            <w:u w:val="single"/>
-          </w:rPr>
-          <w:t>Быт. 4:8</w:t>
-        </w:r>
-      </w:hyperlink>
+      <w:r>
+        <w:rPr>
+          <w:lang w:val="ru_RU" w:bidi="ru_RU"/>
+        </w:rPr>
+        <w:t>Быт. 4:8</w:t>
+      </w:r>
       <w:r>
         <w:rPr>
           <w:lang w:val="ru_RU" w:bidi="ru_RU"/>
         </w:rPr>
         <w:t xml:space="preserve">, </w:t>
       </w:r>
-      <w:hyperlink r:id="rId43">
-        <w:r>
-          <w:rPr>
-            <w:lang w:val="ru_RU" w:bidi="ru_RU"/>
-          </w:rPr>
-          <w:rPr>
-            <w:color w:val="0000EE"/>
-            <w:u w:val="single"/>
-          </w:rPr>
-          <w:t>23–24</w:t>
-        </w:r>
-      </w:hyperlink>
+      <w:r>
+        <w:rPr>
+          <w:lang w:val="ru_RU" w:bidi="ru_RU"/>
+        </w:rPr>
+        <w:t>23–24</w:t>
+      </w:r>
       <w:r>
         <w:rPr>
           <w:lang w:val="ru_RU" w:bidi="ru_RU"/>
         </w:rPr>
         <w:t xml:space="preserve">; </w:t>
       </w:r>
-      <w:hyperlink r:id="rId44">
-        <w:r>
-          <w:rPr>
-            <w:lang w:val="ru_RU" w:bidi="ru_RU"/>
-          </w:rPr>
-          <w:rPr>
-            <w:color w:val="0000EE"/>
-            <w:u w:val="single"/>
-          </w:rPr>
-          <w:t>11:9</w:t>
-        </w:r>
-      </w:hyperlink>
+      <w:r>
+        <w:rPr>
+          <w:lang w:val="ru_RU" w:bidi="ru_RU"/>
+        </w:rPr>
+        <w:t>11:9</w:t>
+      </w:r>
       <w:r>
         <w:rPr>
           <w:lang w:val="ru_RU" w:bidi="ru_RU"/>
@@ -1223,72 +1007,48 @@
         </w:rPr>
         <w:t xml:space="preserve">Божий план по восстановлению мира начинает раскрываться в </w:t>
       </w:r>
-      <w:hyperlink r:id="rId45">
-        <w:r>
-          <w:rPr>
-            <w:lang w:val="ru_RU" w:bidi="ru_RU"/>
-          </w:rPr>
-          <w:rPr>
-            <w:color w:val="0000EE"/>
-            <w:u w:val="single"/>
-          </w:rPr>
-          <w:t>Быт. 12–50</w:t>
-        </w:r>
-      </w:hyperlink>
+      <w:r>
+        <w:rPr>
+          <w:lang w:val="ru_RU" w:bidi="ru_RU"/>
+        </w:rPr>
+        <w:t>Быт. 12–50</w:t>
+      </w:r>
       <w:r>
         <w:rPr>
           <w:lang w:val="ru_RU" w:bidi="ru_RU"/>
         </w:rPr>
         <w:t>. Бог избрал Авраама и его потомков, чтобы они находились с Ним в особых, заветных отношениях, Он обещал сделать их процветающим народом, через который весь мир будет в благословении (</w:t>
       </w:r>
-      <w:hyperlink r:id="rId46">
-        <w:r>
-          <w:rPr>
-            <w:lang w:val="ru_RU" w:bidi="ru_RU"/>
-          </w:rPr>
-          <w:rPr>
-            <w:color w:val="0000EE"/>
-            <w:u w:val="single"/>
-          </w:rPr>
-          <w:t>Быт. 12:1–3</w:t>
-        </w:r>
-      </w:hyperlink>
+      <w:r>
+        <w:rPr>
+          <w:lang w:val="ru_RU" w:bidi="ru_RU"/>
+        </w:rPr>
+        <w:t>Быт. 12:1–3</w:t>
+      </w:r>
       <w:r>
         <w:rPr>
           <w:lang w:val="ru_RU" w:bidi="ru_RU"/>
         </w:rPr>
         <w:t>). Авраам верил Богу, несмотря на то, что его жена, казалось, была безнадёжно бесплодной (</w:t>
       </w:r>
-      <w:hyperlink r:id="rId47">
-        <w:r>
-          <w:rPr>
-            <w:lang w:val="ru_RU" w:bidi="ru_RU"/>
-          </w:rPr>
-          <w:rPr>
-            <w:color w:val="0000EE"/>
-            <w:u w:val="single"/>
-          </w:rPr>
-          <w:t>Быт. 15:6</w:t>
-        </w:r>
-      </w:hyperlink>
+      <w:r>
+        <w:rPr>
+          <w:lang w:val="ru_RU" w:bidi="ru_RU"/>
+        </w:rPr>
+        <w:t>Быт. 15:6</w:t>
+      </w:r>
       <w:r>
         <w:rPr>
           <w:lang w:val="ru_RU" w:bidi="ru_RU"/>
         </w:rPr>
         <w:t>). И вскоре Бог начал исполнять Свои обещания (</w:t>
       </w:r>
-      <w:hyperlink r:id="rId48">
-        <w:r>
-          <w:rPr>
-            <w:lang w:val="ru_RU" w:bidi="ru_RU"/>
-          </w:rPr>
-          <w:rPr>
-            <w:color w:val="0000EE"/>
-            <w:u w:val="single"/>
-          </w:rPr>
-          <w:t>Быт. 21:1–7</w:t>
-        </w:r>
-      </w:hyperlink>
+      <w:r>
+        <w:rPr>
+          <w:lang w:val="ru_RU" w:bidi="ru_RU"/>
+        </w:rPr>
+        <w:t>Быт. 21:1–7</w:t>
+      </w:r>
       <w:r>
         <w:rPr>
           <w:lang w:val="ru_RU" w:bidi="ru_RU"/>
@@ -1309,18 +1069,12 @@
         </w:rPr>
         <w:t>Однако в начале Книги Исход все Божьи обещания, данные Аврааму, подвергаются сомнению. Действительно, потомков Авраама стало очень и очень много, однако теперь они были рабами в Египте, и фараон, самый могущественный царь в мире, был полон решимости держать их в подчинении. Ну а что до Обетованной Земли, так Авраам и его потомки так и не владели ей, за исключением одного погребального участка (</w:t>
       </w:r>
-      <w:hyperlink r:id="rId49">
-        <w:r>
-          <w:rPr>
-            <w:lang w:val="ru_RU" w:bidi="ru_RU"/>
-          </w:rPr>
-          <w:rPr>
-            <w:color w:val="0000EE"/>
-            <w:u w:val="single"/>
-          </w:rPr>
-          <w:t>Быт. 23</w:t>
-        </w:r>
-      </w:hyperlink>
+      <w:r>
+        <w:rPr>
+          <w:lang w:val="ru_RU" w:bidi="ru_RU"/>
+        </w:rPr>
+        <w:t>Быт. 23</w:t>
+      </w:r>
       <w:r>
         <w:rPr>
           <w:lang w:val="ru_RU" w:bidi="ru_RU"/>
@@ -1341,72 +1095,48 @@
         </w:rPr>
         <w:t>Отвечая на эти вопросы, Книга Исход ведёт нас и дальше, к пониманию того, Кто же есть Бог, каков Он. Бог действительно знает, что с нами происходит, и мы важны для Него. Господь совсем не такой, как «все другие боги» (</w:t>
       </w:r>
-      <w:hyperlink r:id="rId50">
-        <w:r>
-          <w:rPr>
-            <w:lang w:val="ru_RU" w:bidi="ru_RU"/>
-          </w:rPr>
-          <w:rPr>
-            <w:color w:val="0000EE"/>
-            <w:u w:val="single"/>
-          </w:rPr>
-          <w:t>18:11</w:t>
-        </w:r>
-      </w:hyperlink>
+      <w:r>
+        <w:rPr>
+          <w:lang w:val="ru_RU" w:bidi="ru_RU"/>
+        </w:rPr>
+        <w:t>18:11</w:t>
+      </w:r>
       <w:r>
         <w:rPr>
           <w:lang w:val="ru_RU" w:bidi="ru_RU"/>
         </w:rPr>
         <w:t>), Его даже нельзя сравнивать с ними. В Книге Исход Он показан как величайший из всех живых (</w:t>
       </w:r>
-      <w:hyperlink r:id="rId51">
-        <w:r>
-          <w:rPr>
-            <w:lang w:val="ru_RU" w:bidi="ru_RU"/>
-          </w:rPr>
-          <w:rPr>
-            <w:color w:val="0000EE"/>
-            <w:u w:val="single"/>
-          </w:rPr>
-          <w:t>3:5–6</w:t>
-        </w:r>
-      </w:hyperlink>
+      <w:r>
+        <w:rPr>
+          <w:lang w:val="ru_RU" w:bidi="ru_RU"/>
+        </w:rPr>
+        <w:t>3:5–6</w:t>
+      </w:r>
       <w:r>
         <w:rPr>
           <w:lang w:val="ru_RU" w:bidi="ru_RU"/>
         </w:rPr>
         <w:t xml:space="preserve">, </w:t>
       </w:r>
-      <w:hyperlink r:id="rId52">
-        <w:r>
-          <w:rPr>
-            <w:lang w:val="ru_RU" w:bidi="ru_RU"/>
-          </w:rPr>
-          <w:rPr>
-            <w:color w:val="0000EE"/>
-            <w:u w:val="single"/>
-          </w:rPr>
-          <w:t>14–15</w:t>
-        </w:r>
-      </w:hyperlink>
+      <w:r>
+        <w:rPr>
+          <w:lang w:val="ru_RU" w:bidi="ru_RU"/>
+        </w:rPr>
+        <w:t>14–15</w:t>
+      </w:r>
       <w:r>
         <w:rPr>
           <w:lang w:val="ru_RU" w:bidi="ru_RU"/>
         </w:rPr>
         <w:t xml:space="preserve"> </w:t>
       </w:r>
-      <w:hyperlink r:id="rId53">
-        <w:r>
-          <w:rPr>
-            <w:lang w:val="ru_RU" w:bidi="ru_RU"/>
-          </w:rPr>
-          <w:rPr>
-            <w:color w:val="0000EE"/>
-            <w:u w:val="single"/>
-          </w:rPr>
-          <w:t>6:3</w:t>
-        </w:r>
-      </w:hyperlink>
+      <w:r>
+        <w:rPr>
+          <w:lang w:val="ru_RU" w:bidi="ru_RU"/>
+        </w:rPr>
+        <w:t>6:3</w:t>
+      </w:r>
       <w:r>
         <w:rPr>
           <w:lang w:val="ru_RU" w:bidi="ru_RU"/>
@@ -1427,18 +1157,12 @@
         </w:rPr>
         <w:t>Народ Израиля в течение почти 400 лет впитывал ошибочные языческие верования Египта. И вот теперь ему придётся познать, что нет множества богов, есть только Один Бог. Бог не является чем-то из мира природы. Он стоит отдельно от мира, который Он же и создал. Богом нельзя управлять с помощью магии. Существование не определяется вечной борьбой между силами добра и зла. Бог — Святой, абсолютно другой, глубоко этичный во всех Своих отношениях, Он глубоко предан Своим творениям и желает делать им добро (</w:t>
       </w:r>
-      <w:hyperlink r:id="rId54">
-        <w:r>
-          <w:rPr>
-            <w:lang w:val="ru_RU" w:bidi="ru_RU"/>
-          </w:rPr>
-          <w:rPr>
-            <w:color w:val="0000EE"/>
-            <w:u w:val="single"/>
-          </w:rPr>
-          <w:t>34:5–6</w:t>
-        </w:r>
-      </w:hyperlink>
+      <w:r>
+        <w:rPr>
+          <w:lang w:val="ru_RU" w:bidi="ru_RU"/>
+        </w:rPr>
+        <w:t>34:5–6</w:t>
+      </w:r>
       <w:r>
         <w:rPr>
           <w:lang w:val="ru_RU" w:bidi="ru_RU"/>
@@ -1459,36 +1183,24 @@
         </w:rPr>
         <w:t>Бог использовал завет (</w:t>
       </w:r>
-      <w:hyperlink r:id="rId55">
-        <w:r>
-          <w:rPr>
-            <w:lang w:val="ru_RU" w:bidi="ru_RU"/>
-          </w:rPr>
-          <w:rPr>
-            <w:color w:val="0000EE"/>
-            <w:u w:val="single"/>
-          </w:rPr>
-          <w:t>Исх. 19–23</w:t>
-        </w:r>
-      </w:hyperlink>
+      <w:r>
+        <w:rPr>
+          <w:lang w:val="ru_RU" w:bidi="ru_RU"/>
+        </w:rPr>
+        <w:t>Исх. 19–23</w:t>
+      </w:r>
       <w:r>
         <w:rPr>
           <w:lang w:val="ru_RU" w:bidi="ru_RU"/>
         </w:rPr>
         <w:t xml:space="preserve">), чтобы показать Своему народу, Кто Он и какими должны быть отношения с Ним. Завет учит нас этической природе Бога. В древнем мире этика и религия совершенно не были связаны между собой. Однако большинство повелений в Божьем завете говорят о том, как люди должны относиться друг к другу (см. </w:t>
       </w:r>
-      <w:hyperlink r:id="rId56">
-        <w:r>
-          <w:rPr>
-            <w:lang w:val="ru_RU" w:bidi="ru_RU"/>
-          </w:rPr>
-          <w:rPr>
-            <w:color w:val="0000EE"/>
-            <w:u w:val="single"/>
-          </w:rPr>
-          <w:t>20:3–17</w:t>
-        </w:r>
-      </w:hyperlink>
+      <w:r>
+        <w:rPr>
+          <w:lang w:val="ru_RU" w:bidi="ru_RU"/>
+        </w:rPr>
+        <w:t>20:3–17</w:t>
+      </w:r>
       <w:r>
         <w:rPr>
           <w:lang w:val="ru_RU" w:bidi="ru_RU"/>
@@ -1509,36 +1221,24 @@
         </w:rPr>
         <w:t>Бог спасает Свой народ и призывает нас к святой жизни, чтобы у нас были живые, личные отношения с Ним. Главы, рассказывающие о Скинии (</w:t>
       </w:r>
-      <w:hyperlink r:id="rId16">
-        <w:r>
-          <w:rPr>
-            <w:lang w:val="ru_RU" w:bidi="ru_RU"/>
-          </w:rPr>
-          <w:rPr>
-            <w:color w:val="0000EE"/>
-            <w:u w:val="single"/>
-          </w:rPr>
-          <w:t>25–40</w:t>
-        </w:r>
-      </w:hyperlink>
+      <w:r>
+        <w:rPr>
+          <w:lang w:val="ru_RU" w:bidi="ru_RU"/>
+        </w:rPr>
+        <w:t>25–40</w:t>
+      </w:r>
       <w:r>
         <w:rPr>
           <w:lang w:val="ru_RU" w:bidi="ru_RU"/>
         </w:rPr>
         <w:t>), не являются дополнением; они являются частью того, чем был исход из Египта. Да, Бог сдержал Своё обещание привести людей в Обетованную Землю, но Его целью было также и то, чтобы люди жили в Его присутствии, но не были бы уничтожены Его святостью. Именно так всё и случилось (</w:t>
       </w:r>
-      <w:hyperlink r:id="rId57">
-        <w:r>
-          <w:rPr>
-            <w:lang w:val="ru_RU" w:bidi="ru_RU"/>
-          </w:rPr>
-          <w:rPr>
-            <w:color w:val="0000EE"/>
-            <w:u w:val="single"/>
-          </w:rPr>
-          <w:t>40:34–38</w:t>
-        </w:r>
-      </w:hyperlink>
+      <w:r>
+        <w:rPr>
+          <w:lang w:val="ru_RU" w:bidi="ru_RU"/>
+        </w:rPr>
+        <w:t>40:34–38</w:t>
+      </w:r>
       <w:r>
         <w:rPr>
           <w:lang w:val="ru_RU" w:bidi="ru_RU"/>
